--- a/business-plan/商业计划书-完整版.docx
+++ b/business-plan/商业计划书-完整版.docx
@@ -299,7 +299,7 @@
         <w:t xml:space="preserve">年全年</w:t>
       </w:r>
       <w:r>
-        <w:t xml:space="preserve"> 278 </w:t>
+        <w:t xml:space="preserve"> 448 </w:t>
       </w:r>
       <w:r>
         <w:rPr>
@@ -326,7 +326,7 @@
         <w:t xml:space="preserve">天消耗</w:t>
       </w:r>
       <w:r>
-        <w:t xml:space="preserve"> 65% </w:t>
+        <w:t xml:space="preserve"> 64% </w:t>
       </w:r>
       <w:r>
         <w:rPr>
@@ -2322,7 +2322,7 @@
         <w:t xml:space="preserve">年全年</w:t>
       </w:r>
       <w:r>
-        <w:t xml:space="preserve"> 278 </w:t>
+        <w:t xml:space="preserve"> 448 </w:t>
       </w:r>
       <w:r>
         <w:rPr>
@@ -2361,7 +2361,7 @@
         <w:t xml:space="preserve">天消耗</w:t>
       </w:r>
       <w:r>
-        <w:t xml:space="preserve"> 65% </w:t>
+        <w:t xml:space="preserve"> 64% </w:t>
       </w:r>
       <w:r>
         <w:rPr>
